--- a/TrainingManual4_HeadBanker.docx
+++ b/TrainingManual4_HeadBanker.docx
@@ -359,19 +359,13 @@
         </w:numPr>
       </w:pPr>
       <w:r>
-        <w:t xml:space="preserve">Find one copy of the following </w:t>
-      </w:r>
-      <w:r>
-        <w:t>Inve</w:t>
+        <w:t>Find one copy of the following Inve</w:t>
       </w:r>
       <w:r>
         <w:t>s</w:t>
       </w:r>
       <w:r>
-        <w:t>tment</w:t>
-      </w:r>
-      <w:r>
-        <w:t xml:space="preserve"> and put it in your hand.</w:t>
+        <w:t>tment and put it in your hand.</w:t>
       </w:r>
     </w:p>
     <w:p>
@@ -800,16 +794,7 @@
         </w:numPr>
       </w:pPr>
       <w:r>
-        <w:t>After</w:t>
-      </w:r>
-      <w:r>
-        <w:t xml:space="preserve"> </w:t>
-      </w:r>
-      <w:r>
-        <w:t>setting the Threshold of the new Deliberated Law</w:t>
-      </w:r>
-      <w:r>
-        <w:t>,</w:t>
+        <w:t>After checking the Greeks for the end of the game,</w:t>
       </w:r>
     </w:p>
     <w:p>
@@ -1330,31 +1315,13 @@
         <w:t>.</w:t>
       </w:r>
       <w:r>
-        <w:t xml:space="preserve"> </w:t>
-      </w:r>
-      <w:r>
-        <w:t>O</w:t>
-      </w:r>
-      <w:r>
-        <w:t xml:space="preserve">n to </w:t>
+        <w:t xml:space="preserve"> On to </w:t>
       </w:r>
       <w:r>
         <w:t>Round</w:t>
       </w:r>
       <w:r>
-        <w:t xml:space="preserve"> T</w:t>
-      </w:r>
-      <w:r>
-        <w:t>hree</w:t>
-      </w:r>
-      <w:r>
-        <w:t>.</w:t>
-      </w:r>
-      <w:r>
-        <w:t xml:space="preserve"> Judging by the remaining Greek forces, this will likely be the last round.</w:t>
-      </w:r>
-      <w:r>
-        <w:t>”</w:t>
+        <w:t xml:space="preserve"> Three. Judging by the remaining Greek forces, this will likely be the last round.”</w:t>
       </w:r>
     </w:p>
     <w:p>
@@ -1445,6 +1412,9 @@
         <w:t xml:space="preserve"> and one of your own</w:t>
       </w:r>
       <w:r>
+        <w:t xml:space="preserve"> from your pouch</w:t>
+      </w:r>
+      <w:r>
         <w:t>.</w:t>
       </w:r>
     </w:p>
@@ -1656,7 +1626,7 @@
           <w:b w:val="0"/>
           <w:bCs w:val="0"/>
         </w:rPr>
-        <w:t xml:space="preserve">I have a bunch of Coins that won’t give me any Honor at the end of the game, so I need to convert them into something that will. We get Honor for Troops, Spies, and Alliance Tokens at the end of the game, </w:t>
+        <w:t xml:space="preserve">I </w:t>
       </w:r>
       <w:r>
         <w:rPr>
@@ -1664,7 +1634,7 @@
           <w:b w:val="0"/>
           <w:bCs w:val="0"/>
         </w:rPr>
-        <w:t>but it’s more efficient for me to Donate my Coins to the King in return for Honor.</w:t>
+        <w:t xml:space="preserve">also </w:t>
       </w:r>
       <w:r>
         <w:rPr>
@@ -1672,7 +1642,7 @@
           <w:b w:val="0"/>
           <w:bCs w:val="0"/>
         </w:rPr>
-        <w:t xml:space="preserve"> I may Donate 1 Coin per Leader Level, with </w:t>
+        <w:t xml:space="preserve">have </w:t>
       </w:r>
       <w:r>
         <w:rPr>
@@ -1680,7 +1650,7 @@
           <w:b w:val="0"/>
           <w:bCs w:val="0"/>
         </w:rPr>
-        <w:t>Boasting Propaganda</w:t>
+        <w:t xml:space="preserve">extra </w:t>
       </w:r>
       <w:r>
         <w:rPr>
@@ -1688,7 +1658,7 @@
           <w:b w:val="0"/>
           <w:bCs w:val="0"/>
         </w:rPr>
-        <w:t xml:space="preserve"> </w:t>
+        <w:t>Coins</w:t>
       </w:r>
       <w:r>
         <w:rPr>
@@ -1696,7 +1666,55 @@
           <w:b w:val="0"/>
           <w:bCs w:val="0"/>
         </w:rPr>
+        <w:t>, so I will Donate them</w:t>
+      </w:r>
+      <w:r>
+        <w:rPr>
+          <w:rStyle w:val="Strong"/>
+          <w:b w:val="0"/>
+          <w:bCs w:val="0"/>
+        </w:rPr>
+        <w:t>.</w:t>
+      </w:r>
+      <w:r>
+        <w:rPr>
+          <w:rStyle w:val="Strong"/>
+          <w:b w:val="0"/>
+          <w:bCs w:val="0"/>
+        </w:rPr>
+        <w:t xml:space="preserve"> I may Donate 1 Coin per Leader Level, with </w:t>
+      </w:r>
+      <w:r>
+        <w:rPr>
+          <w:rStyle w:val="Strong"/>
+          <w:b w:val="0"/>
+          <w:bCs w:val="0"/>
+        </w:rPr>
+        <w:t>Boasting Propaganda</w:t>
+      </w:r>
+      <w:r>
+        <w:rPr>
+          <w:rStyle w:val="Strong"/>
+          <w:b w:val="0"/>
+          <w:bCs w:val="0"/>
+        </w:rPr>
+        <w:t xml:space="preserve"> </w:t>
+      </w:r>
+      <w:r>
+        <w:rPr>
+          <w:rStyle w:val="Strong"/>
+          <w:b w:val="0"/>
+          <w:bCs w:val="0"/>
+        </w:rPr>
         <w:t>enabling me to Donate 2 extra Coins</w:t>
+      </w:r>
+      <w:r>
+        <w:rPr>
+          <w:rStyle w:val="Strong"/>
+          <w:b w:val="0"/>
+          <w:bCs w:val="0"/>
+        </w:rPr>
+        <w:t xml:space="preserve"> to the Court</w:t>
       </w:r>
       <w:r>
         <w:rPr>

--- a/TrainingManual4_HeadBanker.docx
+++ b/TrainingManual4_HeadBanker.docx
@@ -1209,7 +1209,7 @@
         <w:t>Time to get some more money from the King!</w:t>
       </w:r>
       <w:r>
-        <w:t>. I will add one Coin per player to the Royal Bank for us to use next round.”</w:t>
+        <w:t xml:space="preserve"> I will add one Coin per player to the Royal Bank for us to use next round.”</w:t>
       </w:r>
     </w:p>
     <w:p>
@@ -1527,7 +1527,13 @@
         <w:rPr>
           <w:rStyle w:val="Strong"/>
         </w:rPr>
-        <w:t xml:space="preserve">Accuse </w:t>
+        <w:t>Sue</w:t>
+      </w:r>
+      <w:r>
+        <w:rPr>
+          <w:rStyle w:val="Strong"/>
+        </w:rPr>
+        <w:t xml:space="preserve"> </w:t>
       </w:r>
       <w:r>
         <w:t>Veteran with a Level 2 Leader.</w:t>

--- a/TrainingManual4_HeadBanker.docx
+++ b/TrainingManual4_HeadBanker.docx
@@ -76,37 +76,10 @@
         </w:numPr>
       </w:pPr>
       <w:r>
-        <w:t>Choose a color then take the Player</w:t>
-      </w:r>
-      <w:r>
-        <w:t xml:space="preserve"> Screen</w:t>
-      </w:r>
-      <w:r>
-        <w:t xml:space="preserve">, </w:t>
-      </w:r>
-      <w:r>
-        <w:t>Leaders</w:t>
-      </w:r>
-      <w:r>
-        <w:t xml:space="preserve"> (dice)</w:t>
-      </w:r>
-      <w:r>
-        <w:t>, Alliance Tokens</w:t>
-      </w:r>
-      <w:r>
-        <w:t>, and one Card Marker</w:t>
-      </w:r>
-      <w:r>
-        <w:t xml:space="preserve"> of your color.</w:t>
-      </w:r>
-      <w:r>
-        <w:t xml:space="preserve"> </w:t>
-      </w:r>
-      <w:r>
-        <w:t xml:space="preserve">Place everything </w:t>
-      </w:r>
-      <w:r>
-        <w:t>behind your Player Screen.</w:t>
+        <w:t xml:space="preserve">Sit to the left of the </w:t>
+      </w:r>
+      <w:r>
+        <w:t>Chief Scribe.</w:t>
       </w:r>
     </w:p>
     <w:p>
@@ -118,10 +91,37 @@
         </w:numPr>
       </w:pPr>
       <w:r>
-        <w:t xml:space="preserve">Place one of your </w:t>
-      </w:r>
-      <w:r>
-        <w:t>Alliance Tokens on the start of the Honor Track.</w:t>
+        <w:t>Choose a color then take the Player</w:t>
+      </w:r>
+      <w:r>
+        <w:t xml:space="preserve"> Screen</w:t>
+      </w:r>
+      <w:r>
+        <w:t xml:space="preserve">, </w:t>
+      </w:r>
+      <w:r>
+        <w:t>Leaders</w:t>
+      </w:r>
+      <w:r>
+        <w:t xml:space="preserve"> (dice)</w:t>
+      </w:r>
+      <w:r>
+        <w:t>, Alliance Tokens</w:t>
+      </w:r>
+      <w:r>
+        <w:t>, and one Card Marker</w:t>
+      </w:r>
+      <w:r>
+        <w:t xml:space="preserve"> of your color.</w:t>
+      </w:r>
+      <w:r>
+        <w:t xml:space="preserve"> </w:t>
+      </w:r>
+      <w:r>
+        <w:t xml:space="preserve">Place everything </w:t>
+      </w:r>
+      <w:r>
+        <w:t>behind your Player Screen.</w:t>
       </w:r>
     </w:p>
     <w:p>
@@ -133,6 +133,21 @@
         </w:numPr>
       </w:pPr>
       <w:r>
+        <w:t xml:space="preserve">Place one of your </w:t>
+      </w:r>
+      <w:r>
+        <w:t>Alliance Tokens on the start of the Honor Track.</w:t>
+      </w:r>
+    </w:p>
+    <w:p>
+      <w:pPr>
+        <w:pStyle w:val="ListParagraph"/>
+        <w:numPr>
+          <w:ilvl w:val="0"/>
+          <w:numId w:val="7"/>
+        </w:numPr>
+      </w:pPr>
+      <w:r>
         <w:t xml:space="preserve">Keep one </w:t>
       </w:r>
       <w:r>
@@ -240,7 +255,7 @@
         <w:rPr>
           <w:rStyle w:val="SubtleReference"/>
         </w:rPr>
-        <w:t>Heavy Overtime</w:t>
+        <w:t>Inspiring Command</w:t>
       </w:r>
     </w:p>
     <w:p>
@@ -417,6 +432,7 @@
         </w:rPr>
       </w:pPr>
       <w:r>
+        <w:lastRenderedPageBreak/>
         <w:t>“</w:t>
       </w:r>
       <w:r>
@@ -453,7 +469,6 @@
         </w:numPr>
       </w:pPr>
       <w:r>
-        <w:lastRenderedPageBreak/>
         <w:t xml:space="preserve">Place </w:t>
       </w:r>
       <w:r>
@@ -782,6 +797,7 @@
         <w:pStyle w:val="Heading2"/>
       </w:pPr>
       <w:r>
+        <w:lastRenderedPageBreak/>
         <w:t>Report Phase</w:t>
       </w:r>
     </w:p>
@@ -802,7 +818,6 @@
         <w:pStyle w:val="Quote"/>
       </w:pPr>
       <w:r>
-        <w:lastRenderedPageBreak/>
         <w:t>“</w:t>
       </w:r>
       <w:r>
@@ -915,32 +930,6 @@
     </w:p>
     <w:p>
       <w:pPr>
-        <w:pStyle w:val="ListParagraph"/>
-        <w:numPr>
-          <w:ilvl w:val="0"/>
-          <w:numId w:val="6"/>
-        </w:numPr>
-      </w:pPr>
-      <w:r>
-        <w:t>Immediately after,</w:t>
-      </w:r>
-    </w:p>
-    <w:p>
-      <w:pPr>
-        <w:pStyle w:val="Quote"/>
-      </w:pPr>
-      <w:r>
-        <w:t xml:space="preserve">“That’s the end of the Reports Phase! Now, it’s time to move on to </w:t>
-      </w:r>
-      <w:r>
-        <w:t>Round</w:t>
-      </w:r>
-      <w:r>
-        <w:t xml:space="preserve"> Two.”</w:t>
-      </w:r>
-    </w:p>
-    <w:p>
-      <w:pPr>
         <w:pStyle w:val="Heading1"/>
       </w:pPr>
       <w:r>
@@ -1014,7 +1003,7 @@
         <w:t xml:space="preserve">3 Coins with the Free Bank. The current Market Rate is </w:t>
       </w:r>
       <w:r>
-        <w:t>3</w:t>
+        <w:t>2</w:t>
       </w:r>
       <w:r>
         <w:t xml:space="preserve">, and my investment </w:t>
@@ -1023,13 +1012,28 @@
         <w:t xml:space="preserve">decreases that to </w:t>
       </w:r>
       <w:r>
-        <w:t>1</w:t>
-      </w:r>
-      <w:r>
-        <w:t>. The Market Rate can never go below 1 or above 6, even with bonuses like this card.</w:t>
+        <w:t>0</w:t>
+      </w:r>
+      <w:r>
+        <w:t>. The Market Rate can never go below 1 or above 6, even with bonuses like this card</w:t>
+      </w:r>
+      <w:r>
+        <w:t>, so my rate is 1</w:t>
+      </w:r>
+      <w:r>
+        <w:t>.</w:t>
       </w:r>
       <w:r>
         <w:t xml:space="preserve"> The 3 Coins I gained only cost me 3 Commodities total. Great deal!</w:t>
+      </w:r>
+      <w:r>
+        <w:t xml:space="preserve"> The Market Rate </w:t>
+      </w:r>
+      <w:r>
+        <w:t xml:space="preserve">now goes </w:t>
+      </w:r>
+      <w:r>
+        <w:t>back up to 3.</w:t>
       </w:r>
       <w:r>
         <w:t>”</w:t>
@@ -1065,7 +1069,7 @@
         <w:rPr>
           <w:rStyle w:val="Strong"/>
         </w:rPr>
-        <w:t>Harvest</w:t>
+        <w:t>Collect</w:t>
       </w:r>
     </w:p>
     <w:p>
@@ -1238,58 +1242,313 @@
         <w:t xml:space="preserve">is </w:t>
       </w:r>
       <w:r>
+        <w:t>3</w:t>
+      </w:r>
+      <w:r>
+        <w:t xml:space="preserve">. I will roll the Market Rate and adjust it up to </w:t>
+      </w:r>
+      <w:r>
+        <w:t>1</w:t>
+      </w:r>
+      <w:r>
+        <w:t xml:space="preserve"> in the direction of the result. For the sake of simplicity, I will keep rolling until I see a result greater than </w:t>
+      </w:r>
+      <w:r>
+        <w:t>3</w:t>
+      </w:r>
+      <w:r>
+        <w:t xml:space="preserve">, </w:t>
+      </w:r>
+      <w:r>
+        <w:t>caus</w:t>
+      </w:r>
+      <w:r>
+        <w:t>ing</w:t>
+      </w:r>
+      <w:r>
+        <w:t xml:space="preserve"> the Market Rate to go up to</w:t>
+      </w:r>
+      <w:r>
+        <w:t xml:space="preserve"> </w:t>
+      </w:r>
+      <w:r>
         <w:t>4</w:t>
       </w:r>
       <w:r>
-        <w:t xml:space="preserve">. I will roll the Market Rate and adjust it up to </w:t>
-      </w:r>
-      <w:r>
-        <w:t>1</w:t>
-      </w:r>
-      <w:r>
-        <w:t xml:space="preserve"> in the direction of the result, so it is likely to </w:t>
-      </w:r>
-      <w:r>
-        <w:t>decrease this time</w:t>
-      </w:r>
-      <w:r>
-        <w:t xml:space="preserve">. For the sake of simplicity, I will keep rolling until I see a result greater than </w:t>
-      </w:r>
-      <w:r>
-        <w:t xml:space="preserve">4, </w:t>
-      </w:r>
-      <w:r>
-        <w:t>caus</w:t>
-      </w:r>
-      <w:r>
-        <w:t>ing</w:t>
-      </w:r>
-      <w:r>
-        <w:t xml:space="preserve"> the Market Rate to go up to</w:t>
-      </w:r>
-      <w:r>
-        <w:t xml:space="preserve"> 5</w:t>
-      </w:r>
-      <w:r>
         <w:t>. If I had rolled a</w:t>
       </w:r>
       <w:r>
-        <w:t xml:space="preserve"> 4</w:t>
+        <w:t xml:space="preserve"> </w:t>
+      </w:r>
+      <w:r>
+        <w:t>3</w:t>
       </w:r>
       <w:r>
         <w:t xml:space="preserve">, the Market Rate would have stayed the same. If I had rolled a </w:t>
       </w:r>
       <w:r>
-        <w:t>3 or less</w:t>
+        <w:t>2</w:t>
+      </w:r>
+      <w:r>
+        <w:t xml:space="preserve"> or less</w:t>
       </w:r>
       <w:r>
         <w:t>, the Market Rate would have decreased</w:t>
       </w:r>
       <w:r>
-        <w:t xml:space="preserve"> to 3</w:t>
+        <w:t xml:space="preserve"> to </w:t>
+      </w:r>
+      <w:r>
+        <w:t>2</w:t>
       </w:r>
       <w:r>
         <w:t>.”</w:t>
+      </w:r>
+    </w:p>
+    <w:p>
+      <w:pPr>
+        <w:pStyle w:val="Heading1"/>
+      </w:pPr>
+      <w:r>
+        <w:t>Round 3</w:t>
+      </w:r>
+    </w:p>
+    <w:p>
+      <w:pPr>
+        <w:pStyle w:val="Heading2"/>
+      </w:pPr>
+      <w:r>
+        <w:t>Action Phase</w:t>
+      </w:r>
+    </w:p>
+    <w:p>
+      <w:pPr>
+        <w:pStyle w:val="ListParagraph"/>
+        <w:numPr>
+          <w:ilvl w:val="0"/>
+          <w:numId w:val="3"/>
+        </w:numPr>
+      </w:pPr>
+      <w:r>
+        <w:t>At some point in the next round,</w:t>
+      </w:r>
+      <w:r>
+        <w:t xml:space="preserve"> </w:t>
+      </w:r>
+      <w:r>
+        <w:t>subtly</w:t>
+      </w:r>
+      <w:r>
+        <w:t xml:space="preserve"> </w:t>
+      </w:r>
+      <w:r>
+        <w:rPr>
+          <w:rStyle w:val="Strong"/>
+        </w:rPr>
+        <w:t>scheme</w:t>
+      </w:r>
+      <w:r>
+        <w:t xml:space="preserve"> against the </w:t>
+      </w:r>
+      <w:r>
+        <w:t>Veteran</w:t>
+      </w:r>
+      <w:r>
+        <w:t xml:space="preserve"> with yourself as the Receiver.</w:t>
+      </w:r>
+      <w:r>
+        <w:t xml:space="preserve"> </w:t>
+      </w:r>
+    </w:p>
+    <w:p>
+      <w:pPr>
+        <w:pStyle w:val="ListParagraph"/>
+        <w:numPr>
+          <w:ilvl w:val="1"/>
+          <w:numId w:val="3"/>
+        </w:numPr>
+      </w:pPr>
+      <w:r>
+        <w:t>C</w:t>
+      </w:r>
+      <w:r>
+        <w:t xml:space="preserve">hoose a scheme card </w:t>
+      </w:r>
+      <w:r>
+        <w:t>that has a “</w:t>
+      </w:r>
+      <w:r>
+        <w:t>Receiver</w:t>
+      </w:r>
+      <w:r>
+        <w:t xml:space="preserve">” </w:t>
+      </w:r>
+      <w:r>
+        <w:t>from your hand</w:t>
+      </w:r>
+      <w:r>
+        <w:t xml:space="preserve"> and grab </w:t>
+      </w:r>
+      <w:r>
+        <w:t xml:space="preserve">a card marker for the </w:t>
+      </w:r>
+      <w:r>
+        <w:t>Veteran</w:t>
+      </w:r>
+      <w:r>
+        <w:t xml:space="preserve"> and one of your own</w:t>
+      </w:r>
+      <w:r>
+        <w:t xml:space="preserve"> from your pouch</w:t>
+      </w:r>
+      <w:r>
+        <w:t>.</w:t>
+      </w:r>
+    </w:p>
+    <w:p>
+      <w:pPr>
+        <w:pStyle w:val="ListParagraph"/>
+        <w:numPr>
+          <w:ilvl w:val="1"/>
+          <w:numId w:val="3"/>
+        </w:numPr>
+      </w:pPr>
+      <w:r>
+        <w:t>P</w:t>
+      </w:r>
+      <w:r>
+        <w:t>ut the</w:t>
+      </w:r>
+      <w:r>
+        <w:t xml:space="preserve"> Veteran</w:t>
+      </w:r>
+      <w:r>
+        <w:t>’s card marker on the top of the scheme card</w:t>
+      </w:r>
+      <w:r>
+        <w:t xml:space="preserve"> </w:t>
+      </w:r>
+      <w:r>
+        <w:t xml:space="preserve">(the target of the scheme) </w:t>
+      </w:r>
+      <w:r>
+        <w:t>and yours on the bottom</w:t>
+      </w:r>
+      <w:r>
+        <w:t xml:space="preserve"> (the Receiver of the scheme)</w:t>
+      </w:r>
+      <w:r>
+        <w:t>.</w:t>
+      </w:r>
+    </w:p>
+    <w:p>
+      <w:pPr>
+        <w:pStyle w:val="ListParagraph"/>
+        <w:numPr>
+          <w:ilvl w:val="1"/>
+          <w:numId w:val="3"/>
+        </w:numPr>
+      </w:pPr>
+      <w:r>
+        <w:t xml:space="preserve">Put the marked scheme card into the </w:t>
+      </w:r>
+      <w:r>
+        <w:t xml:space="preserve">pouch </w:t>
+      </w:r>
+      <w:r>
+        <w:t xml:space="preserve">with all the rest of </w:t>
+      </w:r>
+      <w:r>
+        <w:t>the card markers.</w:t>
+      </w:r>
+    </w:p>
+    <w:p>
+      <w:pPr>
+        <w:pStyle w:val="ListParagraph"/>
+        <w:numPr>
+          <w:ilvl w:val="1"/>
+          <w:numId w:val="3"/>
+        </w:numPr>
+      </w:pPr>
+      <w:r>
+        <w:t>Put your Spy into the pouch.</w:t>
+      </w:r>
+    </w:p>
+    <w:p>
+      <w:pPr>
+        <w:pStyle w:val="ListParagraph"/>
+      </w:pPr>
+    </w:p>
+    <w:p>
+      <w:pPr>
+        <w:pStyle w:val="ListParagraph"/>
+        <w:numPr>
+          <w:ilvl w:val="0"/>
+          <w:numId w:val="2"/>
+        </w:numPr>
+        <w:rPr>
+          <w:rStyle w:val="Strong"/>
+          <w:b w:val="0"/>
+          <w:bCs w:val="0"/>
+        </w:rPr>
+      </w:pPr>
+      <w:r>
+        <w:rPr>
+          <w:rStyle w:val="Strong"/>
+        </w:rPr>
+        <w:t>Private Sell</w:t>
+      </w:r>
+      <w:r>
+        <w:rPr>
+          <w:rStyle w:val="Strong"/>
+          <w:b w:val="0"/>
+          <w:bCs w:val="0"/>
+        </w:rPr>
+        <w:t xml:space="preserve"> with a Level 2 Leader.</w:t>
+      </w:r>
+    </w:p>
+    <w:p>
+      <w:pPr>
+        <w:pStyle w:val="ListParagraph"/>
+        <w:numPr>
+          <w:ilvl w:val="1"/>
+          <w:numId w:val="2"/>
+        </w:numPr>
+      </w:pPr>
+      <w:r>
+        <w:t>After this action, the Crime Lord will want to give you his extra Coins. Take them and give him your extra Commodities. You won’t need any more.</w:t>
+      </w:r>
+    </w:p>
+    <w:p>
+      <w:pPr>
+        <w:pStyle w:val="ListParagraph"/>
+        <w:numPr>
+          <w:ilvl w:val="0"/>
+          <w:numId w:val="2"/>
+        </w:numPr>
+      </w:pPr>
+      <w:r>
+        <w:rPr>
+          <w:rStyle w:val="Strong"/>
+        </w:rPr>
+        <w:t>Sue</w:t>
+      </w:r>
+      <w:r>
+        <w:rPr>
+          <w:rStyle w:val="Strong"/>
+        </w:rPr>
+        <w:t xml:space="preserve"> </w:t>
+      </w:r>
+      <w:r>
+        <w:t>Veteran with a Level 2 Leader.</w:t>
+      </w:r>
+    </w:p>
+    <w:p>
+      <w:pPr>
+        <w:pStyle w:val="Quote"/>
+      </w:pPr>
+      <w:r>
+        <w:t>“I’m tired of the Veteran sitting around over there, all comfortable with his Troops! Meet me in the courtroom!”</w:t>
       </w:r>
     </w:p>
     <w:p>
@@ -1299,9 +1558,17 @@
           <w:ilvl w:val="0"/>
           <w:numId w:val="11"/>
         </w:numPr>
-      </w:pPr>
-      <w:r>
-        <w:t>Immediately after,</w:t>
+        <w:rPr>
+          <w:rStyle w:val="Strong"/>
+          <w:b w:val="0"/>
+          <w:bCs w:val="0"/>
+        </w:rPr>
+      </w:pPr>
+      <w:r>
+        <w:rPr>
+          <w:rStyle w:val="Strong"/>
+        </w:rPr>
+        <w:t>Undermarket Donate</w:t>
       </w:r>
     </w:p>
     <w:p>
@@ -1309,27 +1576,26 @@
         <w:pStyle w:val="Quote"/>
       </w:pPr>
       <w:r>
-        <w:t>“That’s the end of the Reports Phase</w:t>
-      </w:r>
-      <w:r>
-        <w:t>.</w:t>
-      </w:r>
-      <w:r>
-        <w:t xml:space="preserve"> On to </w:t>
-      </w:r>
-      <w:r>
-        <w:t>Round</w:t>
-      </w:r>
-      <w:r>
-        <w:t xml:space="preserve"> Three. Judging by the remaining Greek forces, this will likely be the last round.”</w:t>
-      </w:r>
-    </w:p>
-    <w:p>
-      <w:pPr>
-        <w:pStyle w:val="Heading1"/>
-      </w:pPr>
-      <w:r>
-        <w:t>Round 3</w:t>
+        <w:t>“I also have a lot of Coins I would like to convert into Honor, but the Veteran already used the Court Donate, so I need to go to the Undermarket to Donate. For this Undermarket action, the penalty is a single Coin</w:t>
+      </w:r>
+      <w:r>
+        <w:t xml:space="preserve"> to the </w:t>
+      </w:r>
+      <w:r>
+        <w:t>Royal Bank</w:t>
+      </w:r>
+      <w:r>
+        <w:t xml:space="preserve">. After the fee </w:t>
+      </w:r>
+      <w:r>
+        <w:t>i</w:t>
+      </w:r>
+      <w:r>
+        <w:t xml:space="preserve">s paid, like the Court </w:t>
+      </w:r>
+      <w:r>
+        <w:lastRenderedPageBreak/>
+        <w:t>action, I may Donate one Coin per Leader Level to the Royal Bank and gain half (rounded up) the number of donated Coins in Honor.”</w:t>
       </w:r>
     </w:p>
     <w:p>
@@ -1337,7 +1603,7 @@
         <w:pStyle w:val="Heading2"/>
       </w:pPr>
       <w:r>
-        <w:t>Action Phase</w:t>
+        <w:t>Report Phase</w:t>
       </w:r>
     </w:p>
     <w:p>
@@ -1345,198 +1611,37 @@
         <w:pStyle w:val="ListParagraph"/>
         <w:numPr>
           <w:ilvl w:val="0"/>
-          <w:numId w:val="3"/>
+          <w:numId w:val="13"/>
         </w:numPr>
       </w:pPr>
       <w:r>
-        <w:t>At some point in the next round,</w:t>
-      </w:r>
-      <w:r>
-        <w:t xml:space="preserve"> </w:t>
-      </w:r>
-      <w:r>
-        <w:t>subtly</w:t>
-      </w:r>
-      <w:r>
-        <w:t xml:space="preserve"> </w:t>
-      </w:r>
-      <w:r>
-        <w:rPr>
-          <w:rStyle w:val="Strong"/>
-        </w:rPr>
-        <w:t>scheme</w:t>
-      </w:r>
-      <w:r>
-        <w:t xml:space="preserve"> against the </w:t>
-      </w:r>
-      <w:r>
-        <w:t>Veteran</w:t>
-      </w:r>
-      <w:r>
-        <w:t xml:space="preserve"> with yourself as the Receiver.</w:t>
-      </w:r>
-      <w:r>
-        <w:t xml:space="preserve"> </w:t>
-      </w:r>
-    </w:p>
-    <w:p>
-      <w:pPr>
-        <w:pStyle w:val="ListParagraph"/>
-        <w:numPr>
-          <w:ilvl w:val="1"/>
-          <w:numId w:val="3"/>
-        </w:numPr>
-      </w:pPr>
-      <w:r>
-        <w:t>C</w:t>
-      </w:r>
-      <w:r>
-        <w:t xml:space="preserve">hoose a scheme card </w:t>
-      </w:r>
-      <w:r>
-        <w:t xml:space="preserve">that has a “$R” </w:t>
-      </w:r>
-      <w:r>
-        <w:t>from your hand</w:t>
-      </w:r>
-      <w:r>
-        <w:t xml:space="preserve"> and grab </w:t>
-      </w:r>
-      <w:r>
-        <w:t xml:space="preserve">a card marker for the </w:t>
-      </w:r>
-      <w:r>
-        <w:t>Veteran</w:t>
-      </w:r>
-      <w:r>
-        <w:t xml:space="preserve"> and one of your own</w:t>
-      </w:r>
-      <w:r>
-        <w:t xml:space="preserve"> from your pouch</w:t>
-      </w:r>
-      <w:r>
-        <w:t>.</w:t>
-      </w:r>
-    </w:p>
-    <w:p>
-      <w:pPr>
-        <w:pStyle w:val="ListParagraph"/>
-        <w:numPr>
-          <w:ilvl w:val="1"/>
-          <w:numId w:val="3"/>
-        </w:numPr>
-      </w:pPr>
-      <w:r>
-        <w:t>P</w:t>
-      </w:r>
-      <w:r>
-        <w:t>ut the</w:t>
-      </w:r>
-      <w:r>
-        <w:t xml:space="preserve"> Veteran</w:t>
-      </w:r>
-      <w:r>
-        <w:t>’s card marker on the top of the scheme card</w:t>
-      </w:r>
-      <w:r>
-        <w:t xml:space="preserve"> </w:t>
-      </w:r>
-      <w:r>
-        <w:t xml:space="preserve">(the target of the scheme) </w:t>
-      </w:r>
-      <w:r>
-        <w:t>and yours on the bottom</w:t>
-      </w:r>
-      <w:r>
-        <w:t xml:space="preserve"> (the Receiver of the scheme)</w:t>
-      </w:r>
-      <w:r>
-        <w:t>.</w:t>
-      </w:r>
-    </w:p>
-    <w:p>
-      <w:pPr>
-        <w:pStyle w:val="ListParagraph"/>
-        <w:numPr>
-          <w:ilvl w:val="1"/>
-          <w:numId w:val="3"/>
-        </w:numPr>
-      </w:pPr>
-      <w:r>
-        <w:t xml:space="preserve">Put the marked scheme card into the </w:t>
-      </w:r>
-      <w:r>
-        <w:t xml:space="preserve">pouch </w:t>
-      </w:r>
-      <w:r>
-        <w:t xml:space="preserve">with all the rest of </w:t>
-      </w:r>
-      <w:r>
-        <w:t>the card markers.</w:t>
-      </w:r>
-    </w:p>
-    <w:p>
-      <w:pPr>
-        <w:pStyle w:val="ListParagraph"/>
-        <w:numPr>
-          <w:ilvl w:val="1"/>
-          <w:numId w:val="3"/>
-        </w:numPr>
-      </w:pPr>
-      <w:r>
-        <w:t>Put your Spy into the pouch.</w:t>
-      </w:r>
-    </w:p>
-    <w:p>
-      <w:pPr>
-        <w:pStyle w:val="ListParagraph"/>
-      </w:pPr>
+        <w:t>After setting the Threshold of the new Deliberated Law,</w:t>
+      </w:r>
+    </w:p>
+    <w:p>
+      <w:pPr>
+        <w:pStyle w:val="Quote"/>
+      </w:pPr>
+      <w:r>
+        <w:t>“</w:t>
+      </w:r>
+      <w:r>
+        <w:t>Adding Coins to the Royal Bank</w:t>
+      </w:r>
+      <w:r>
+        <w:t xml:space="preserve"> won’t matter much, but I’ll do it for the sake of completion.”</w:t>
+      </w:r>
     </w:p>
     <w:p>
       <w:pPr>
         <w:pStyle w:val="ListParagraph"/>
         <w:numPr>
           <w:ilvl w:val="0"/>
-          <w:numId w:val="2"/>
+          <w:numId w:val="13"/>
         </w:numPr>
       </w:pPr>
       <w:r>
-        <w:rPr>
-          <w:rStyle w:val="Strong"/>
-        </w:rPr>
-        <w:t>Private Sell</w:t>
-      </w:r>
-      <w:r>
-        <w:rPr>
-          <w:rStyle w:val="Strong"/>
-          <w:b w:val="0"/>
-          <w:bCs w:val="0"/>
-        </w:rPr>
-        <w:t xml:space="preserve"> with a Level 2 Leader.</w:t>
-      </w:r>
-    </w:p>
-    <w:p>
-      <w:pPr>
-        <w:pStyle w:val="ListParagraph"/>
-        <w:numPr>
-          <w:ilvl w:val="0"/>
-          <w:numId w:val="2"/>
-        </w:numPr>
-      </w:pPr>
-      <w:r>
-        <w:rPr>
-          <w:rStyle w:val="Strong"/>
-        </w:rPr>
-        <w:t>Sue</w:t>
-      </w:r>
-      <w:r>
-        <w:rPr>
-          <w:rStyle w:val="Strong"/>
-        </w:rPr>
-        <w:t xml:space="preserve"> </w:t>
-      </w:r>
-      <w:r>
-        <w:t>Veteran with a Level 2 Leader.</w:t>
+        <w:t>Immediately after,</w:t>
       </w:r>
     </w:p>
     <w:p>
@@ -1544,236 +1649,13 @@
         <w:pStyle w:val="Quote"/>
       </w:pPr>
       <w:r>
-        <w:t>“I’m tired of the Veteran sitting around over there, all comfortable with his Troops! Meet me in the courtroom!”</w:t>
-      </w:r>
-    </w:p>
-    <w:p>
-      <w:pPr>
-        <w:pStyle w:val="ListParagraph"/>
-        <w:numPr>
-          <w:ilvl w:val="1"/>
-          <w:numId w:val="2"/>
-        </w:numPr>
-      </w:pPr>
-      <w:r>
-        <w:t>After this action, the Crime Lord will want to give you his extra Coins. Take them and give him your extra Commodities. You won’t need any more.</w:t>
-      </w:r>
-    </w:p>
-    <w:p>
-      <w:pPr>
-        <w:pStyle w:val="ListParagraph"/>
-        <w:numPr>
-          <w:ilvl w:val="0"/>
-          <w:numId w:val="2"/>
-        </w:numPr>
-        <w:rPr>
-          <w:rStyle w:val="Strong"/>
-          <w:b w:val="0"/>
-          <w:bCs w:val="0"/>
-        </w:rPr>
-      </w:pPr>
-      <w:r>
-        <w:rPr>
-          <w:rStyle w:val="Strong"/>
-        </w:rPr>
-        <w:lastRenderedPageBreak/>
-        <w:t>Court Donate</w:t>
-      </w:r>
-      <w:r>
-        <w:rPr>
-          <w:rStyle w:val="Strong"/>
-          <w:b w:val="0"/>
-          <w:bCs w:val="0"/>
-        </w:rPr>
-        <w:t xml:space="preserve"> with a Level 3 Leader</w:t>
-      </w:r>
-      <w:r>
-        <w:rPr>
-          <w:rStyle w:val="Strong"/>
-          <w:b w:val="0"/>
-          <w:bCs w:val="0"/>
-        </w:rPr>
-        <w:t xml:space="preserve"> using </w:t>
-      </w:r>
-      <w:r>
-        <w:rPr>
-          <w:rStyle w:val="SubtleReference"/>
-        </w:rPr>
-        <w:t>Boasting Propaganda</w:t>
-      </w:r>
-      <w:r>
-        <w:rPr>
-          <w:rStyle w:val="Strong"/>
-          <w:b w:val="0"/>
-          <w:bCs w:val="0"/>
-        </w:rPr>
-        <w:t>.</w:t>
-      </w:r>
-    </w:p>
-    <w:p>
-      <w:pPr>
-        <w:pStyle w:val="Quote"/>
-        <w:rPr>
-          <w:b/>
-          <w:bCs/>
-        </w:rPr>
-      </w:pPr>
-      <w:r>
-        <w:rPr>
-          <w:rStyle w:val="Strong"/>
-          <w:b w:val="0"/>
-          <w:bCs w:val="0"/>
-        </w:rPr>
-        <w:t>“</w:t>
-      </w:r>
-      <w:r>
-        <w:rPr>
-          <w:rStyle w:val="Strong"/>
-          <w:b w:val="0"/>
-          <w:bCs w:val="0"/>
-        </w:rPr>
-        <w:t xml:space="preserve">I </w:t>
-      </w:r>
-      <w:r>
-        <w:rPr>
-          <w:rStyle w:val="Strong"/>
-          <w:b w:val="0"/>
-          <w:bCs w:val="0"/>
-        </w:rPr>
-        <w:t xml:space="preserve">also </w:t>
-      </w:r>
-      <w:r>
-        <w:rPr>
-          <w:rStyle w:val="Strong"/>
-          <w:b w:val="0"/>
-          <w:bCs w:val="0"/>
-        </w:rPr>
-        <w:t xml:space="preserve">have </w:t>
-      </w:r>
-      <w:r>
-        <w:rPr>
-          <w:rStyle w:val="Strong"/>
-          <w:b w:val="0"/>
-          <w:bCs w:val="0"/>
-        </w:rPr>
-        <w:t xml:space="preserve">extra </w:t>
-      </w:r>
-      <w:r>
-        <w:rPr>
-          <w:rStyle w:val="Strong"/>
-          <w:b w:val="0"/>
-          <w:bCs w:val="0"/>
-        </w:rPr>
-        <w:t>Coins</w:t>
-      </w:r>
-      <w:r>
-        <w:rPr>
-          <w:rStyle w:val="Strong"/>
-          <w:b w:val="0"/>
-          <w:bCs w:val="0"/>
-        </w:rPr>
-        <w:t>, so I will Donate them</w:t>
-      </w:r>
-      <w:r>
-        <w:rPr>
-          <w:rStyle w:val="Strong"/>
-          <w:b w:val="0"/>
-          <w:bCs w:val="0"/>
-        </w:rPr>
-        <w:t>.</w:t>
-      </w:r>
-      <w:r>
-        <w:rPr>
-          <w:rStyle w:val="Strong"/>
-          <w:b w:val="0"/>
-          <w:bCs w:val="0"/>
-        </w:rPr>
-        <w:t xml:space="preserve"> I may Donate 1 Coin per Leader Level, with </w:t>
-      </w:r>
-      <w:r>
-        <w:rPr>
-          <w:rStyle w:val="Strong"/>
-          <w:b w:val="0"/>
-          <w:bCs w:val="0"/>
-        </w:rPr>
-        <w:t>Boasting Propaganda</w:t>
-      </w:r>
-      <w:r>
-        <w:rPr>
-          <w:rStyle w:val="Strong"/>
-          <w:b w:val="0"/>
-          <w:bCs w:val="0"/>
-        </w:rPr>
-        <w:t xml:space="preserve"> </w:t>
-      </w:r>
-      <w:r>
-        <w:rPr>
-          <w:rStyle w:val="Strong"/>
-          <w:b w:val="0"/>
-          <w:bCs w:val="0"/>
-        </w:rPr>
-        <w:t>enabling me to Donate 2 extra Coins</w:t>
-      </w:r>
-      <w:r>
-        <w:rPr>
-          <w:rStyle w:val="Strong"/>
-          <w:b w:val="0"/>
-          <w:bCs w:val="0"/>
-        </w:rPr>
-        <w:t xml:space="preserve"> to the Court</w:t>
-      </w:r>
-      <w:r>
-        <w:rPr>
-          <w:rStyle w:val="Strong"/>
-          <w:b w:val="0"/>
-          <w:bCs w:val="0"/>
-        </w:rPr>
-        <w:t xml:space="preserve">. I’ll put those 5 Coins in the Royal Bank and gain half </w:t>
-      </w:r>
-      <w:r>
-        <w:rPr>
-          <w:rStyle w:val="Strong"/>
-          <w:b w:val="0"/>
-          <w:bCs w:val="0"/>
-        </w:rPr>
-        <w:t xml:space="preserve">(rounded up) </w:t>
-      </w:r>
-      <w:r>
-        <w:rPr>
-          <w:rStyle w:val="Strong"/>
-          <w:b w:val="0"/>
-          <w:bCs w:val="0"/>
-        </w:rPr>
-        <w:t xml:space="preserve">the </w:t>
-      </w:r>
-      <w:r>
-        <w:rPr>
-          <w:rStyle w:val="Strong"/>
-          <w:b w:val="0"/>
-          <w:bCs w:val="0"/>
-        </w:rPr>
-        <w:t>number of Coins I donated in Honor for a total of 3 Honor.</w:t>
-      </w:r>
-      <w:r>
-        <w:rPr>
-          <w:rStyle w:val="Strong"/>
-          <w:b w:val="0"/>
-          <w:bCs w:val="0"/>
-        </w:rPr>
-        <w:t>”</w:t>
-      </w:r>
-    </w:p>
-    <w:p>
-      <w:pPr>
-        <w:pStyle w:val="Heading2"/>
-      </w:pPr>
-      <w:r>
-        <w:t>Report Phase</w:t>
-      </w:r>
-    </w:p>
-    <w:p>
-      <w:r>
-        <w:t>Sit tight. Time to see how the scores play out.</w:t>
+        <w:t xml:space="preserve">“The current Market Rate is </w:t>
+      </w:r>
+      <w:r>
+        <w:t>3</w:t>
+      </w:r>
+      <w:r>
+        <w:t>. I will roll the Market Rate and adjust it up to 1 in the direction of the result.”</w:t>
       </w:r>
     </w:p>
     <w:sectPr>
@@ -2049,7 +1931,7 @@
   <w:abstractNum w:abstractNumId="3" w15:restartNumberingAfterBreak="0">
     <w:nsid w:val="130272C3"/>
     <w:multiLevelType w:val="hybridMultilevel"/>
-    <w:tmpl w:val="2EB65FD4"/>
+    <w:tmpl w:val="37BCB936"/>
     <w:lvl w:ilvl="0" w:tplc="FFFFFFFF">
       <w:start w:val="1"/>
       <w:numFmt w:val="decimal"/>
@@ -2133,6 +2015,92 @@
     </w:lvl>
   </w:abstractNum>
   <w:abstractNum w:abstractNumId="4" w15:restartNumberingAfterBreak="0">
+    <w:nsid w:val="1891283A"/>
+    <w:multiLevelType w:val="hybridMultilevel"/>
+    <w:tmpl w:val="2EB65FD4"/>
+    <w:lvl w:ilvl="0" w:tplc="FFFFFFFF">
+      <w:start w:val="1"/>
+      <w:numFmt w:val="decimal"/>
+      <w:lvlText w:val="%1."/>
+      <w:lvlJc w:val="left"/>
+      <w:pPr>
+        <w:ind w:left="720" w:hanging="360"/>
+      </w:pPr>
+    </w:lvl>
+    <w:lvl w:ilvl="1" w:tplc="FFFFFFFF">
+      <w:start w:val="1"/>
+      <w:numFmt w:val="lowerLetter"/>
+      <w:lvlText w:val="%2."/>
+      <w:lvlJc w:val="left"/>
+      <w:pPr>
+        <w:ind w:left="1440" w:hanging="360"/>
+      </w:pPr>
+    </w:lvl>
+    <w:lvl w:ilvl="2" w:tplc="FFFFFFFF">
+      <w:start w:val="1"/>
+      <w:numFmt w:val="lowerRoman"/>
+      <w:lvlText w:val="%3."/>
+      <w:lvlJc w:val="right"/>
+      <w:pPr>
+        <w:ind w:left="2160" w:hanging="180"/>
+      </w:pPr>
+    </w:lvl>
+    <w:lvl w:ilvl="3" w:tplc="FFFFFFFF">
+      <w:start w:val="1"/>
+      <w:numFmt w:val="decimal"/>
+      <w:lvlText w:val="%4."/>
+      <w:lvlJc w:val="left"/>
+      <w:pPr>
+        <w:ind w:left="2880" w:hanging="360"/>
+      </w:pPr>
+    </w:lvl>
+    <w:lvl w:ilvl="4" w:tplc="FFFFFFFF">
+      <w:start w:val="1"/>
+      <w:numFmt w:val="lowerLetter"/>
+      <w:lvlText w:val="%5."/>
+      <w:lvlJc w:val="left"/>
+      <w:pPr>
+        <w:ind w:left="3600" w:hanging="360"/>
+      </w:pPr>
+    </w:lvl>
+    <w:lvl w:ilvl="5" w:tplc="FFFFFFFF">
+      <w:start w:val="1"/>
+      <w:numFmt w:val="lowerRoman"/>
+      <w:lvlText w:val="%6."/>
+      <w:lvlJc w:val="right"/>
+      <w:pPr>
+        <w:ind w:left="4320" w:hanging="180"/>
+      </w:pPr>
+    </w:lvl>
+    <w:lvl w:ilvl="6" w:tplc="FFFFFFFF">
+      <w:start w:val="1"/>
+      <w:numFmt w:val="decimal"/>
+      <w:lvlText w:val="%7."/>
+      <w:lvlJc w:val="left"/>
+      <w:pPr>
+        <w:ind w:left="5040" w:hanging="360"/>
+      </w:pPr>
+    </w:lvl>
+    <w:lvl w:ilvl="7" w:tplc="FFFFFFFF">
+      <w:start w:val="1"/>
+      <w:numFmt w:val="lowerLetter"/>
+      <w:lvlText w:val="%8."/>
+      <w:lvlJc w:val="left"/>
+      <w:pPr>
+        <w:ind w:left="5760" w:hanging="360"/>
+      </w:pPr>
+    </w:lvl>
+    <w:lvl w:ilvl="8" w:tplc="FFFFFFFF">
+      <w:start w:val="1"/>
+      <w:numFmt w:val="lowerRoman"/>
+      <w:lvlText w:val="%9."/>
+      <w:lvlJc w:val="right"/>
+      <w:pPr>
+        <w:ind w:left="6480" w:hanging="180"/>
+      </w:pPr>
+    </w:lvl>
+  </w:abstractNum>
+  <w:abstractNum w:abstractNumId="5" w15:restartNumberingAfterBreak="0">
     <w:nsid w:val="3C6D4415"/>
     <w:multiLevelType w:val="hybridMultilevel"/>
     <w:tmpl w:val="2EB65FD4"/>
@@ -2218,7 +2186,7 @@
       </w:pPr>
     </w:lvl>
   </w:abstractNum>
-  <w:abstractNum w:abstractNumId="5" w15:restartNumberingAfterBreak="0">
+  <w:abstractNum w:abstractNumId="6" w15:restartNumberingAfterBreak="0">
     <w:nsid w:val="528F70C1"/>
     <w:multiLevelType w:val="hybridMultilevel"/>
     <w:tmpl w:val="03F649C2"/>
@@ -2307,7 +2275,7 @@
       </w:pPr>
     </w:lvl>
   </w:abstractNum>
-  <w:abstractNum w:abstractNumId="6" w15:restartNumberingAfterBreak="0">
+  <w:abstractNum w:abstractNumId="7" w15:restartNumberingAfterBreak="0">
     <w:nsid w:val="611FE871"/>
     <w:multiLevelType w:val="hybridMultilevel"/>
     <w:tmpl w:val="09DED906"/>
@@ -2393,7 +2361,7 @@
       </w:pPr>
     </w:lvl>
   </w:abstractNum>
-  <w:abstractNum w:abstractNumId="7" w15:restartNumberingAfterBreak="0">
+  <w:abstractNum w:abstractNumId="8" w15:restartNumberingAfterBreak="0">
     <w:nsid w:val="6407225D"/>
     <w:multiLevelType w:val="hybridMultilevel"/>
     <w:tmpl w:val="D75435CC"/>
@@ -2506,7 +2474,93 @@
       </w:rPr>
     </w:lvl>
   </w:abstractNum>
-  <w:abstractNum w:abstractNumId="8" w15:restartNumberingAfterBreak="0">
+  <w:abstractNum w:abstractNumId="9" w15:restartNumberingAfterBreak="0">
+    <w:nsid w:val="64920375"/>
+    <w:multiLevelType w:val="hybridMultilevel"/>
+    <w:tmpl w:val="9BC0956E"/>
+    <w:lvl w:ilvl="0" w:tplc="FFFFFFFF">
+      <w:start w:val="1"/>
+      <w:numFmt w:val="decimal"/>
+      <w:lvlText w:val="%1."/>
+      <w:lvlJc w:val="left"/>
+      <w:pPr>
+        <w:ind w:left="720" w:hanging="360"/>
+      </w:pPr>
+    </w:lvl>
+    <w:lvl w:ilvl="1" w:tplc="FFFFFFFF">
+      <w:start w:val="1"/>
+      <w:numFmt w:val="lowerLetter"/>
+      <w:lvlText w:val="%2."/>
+      <w:lvlJc w:val="left"/>
+      <w:pPr>
+        <w:ind w:left="1440" w:hanging="360"/>
+      </w:pPr>
+    </w:lvl>
+    <w:lvl w:ilvl="2" w:tplc="FFFFFFFF">
+      <w:start w:val="1"/>
+      <w:numFmt w:val="lowerRoman"/>
+      <w:lvlText w:val="%3."/>
+      <w:lvlJc w:val="right"/>
+      <w:pPr>
+        <w:ind w:left="2160" w:hanging="180"/>
+      </w:pPr>
+    </w:lvl>
+    <w:lvl w:ilvl="3" w:tplc="FFFFFFFF">
+      <w:start w:val="1"/>
+      <w:numFmt w:val="decimal"/>
+      <w:lvlText w:val="%4."/>
+      <w:lvlJc w:val="left"/>
+      <w:pPr>
+        <w:ind w:left="2880" w:hanging="360"/>
+      </w:pPr>
+    </w:lvl>
+    <w:lvl w:ilvl="4" w:tplc="FFFFFFFF">
+      <w:start w:val="1"/>
+      <w:numFmt w:val="lowerLetter"/>
+      <w:lvlText w:val="%5."/>
+      <w:lvlJc w:val="left"/>
+      <w:pPr>
+        <w:ind w:left="3600" w:hanging="360"/>
+      </w:pPr>
+    </w:lvl>
+    <w:lvl w:ilvl="5" w:tplc="FFFFFFFF">
+      <w:start w:val="1"/>
+      <w:numFmt w:val="lowerRoman"/>
+      <w:lvlText w:val="%6."/>
+      <w:lvlJc w:val="right"/>
+      <w:pPr>
+        <w:ind w:left="4320" w:hanging="180"/>
+      </w:pPr>
+    </w:lvl>
+    <w:lvl w:ilvl="6" w:tplc="FFFFFFFF">
+      <w:start w:val="1"/>
+      <w:numFmt w:val="decimal"/>
+      <w:lvlText w:val="%7."/>
+      <w:lvlJc w:val="left"/>
+      <w:pPr>
+        <w:ind w:left="5040" w:hanging="360"/>
+      </w:pPr>
+    </w:lvl>
+    <w:lvl w:ilvl="7" w:tplc="FFFFFFFF">
+      <w:start w:val="1"/>
+      <w:numFmt w:val="lowerLetter"/>
+      <w:lvlText w:val="%8."/>
+      <w:lvlJc w:val="left"/>
+      <w:pPr>
+        <w:ind w:left="5760" w:hanging="360"/>
+      </w:pPr>
+    </w:lvl>
+    <w:lvl w:ilvl="8" w:tplc="FFFFFFFF">
+      <w:start w:val="1"/>
+      <w:numFmt w:val="lowerRoman"/>
+      <w:lvlText w:val="%9."/>
+      <w:lvlJc w:val="right"/>
+      <w:pPr>
+        <w:ind w:left="6480" w:hanging="180"/>
+      </w:pPr>
+    </w:lvl>
+  </w:abstractNum>
+  <w:abstractNum w:abstractNumId="10" w15:restartNumberingAfterBreak="0">
     <w:nsid w:val="66687478"/>
     <w:multiLevelType w:val="hybridMultilevel"/>
     <w:tmpl w:val="8A36BD36"/>
@@ -2595,7 +2649,7 @@
       </w:pPr>
     </w:lvl>
   </w:abstractNum>
-  <w:abstractNum w:abstractNumId="9" w15:restartNumberingAfterBreak="0">
+  <w:abstractNum w:abstractNumId="11" w15:restartNumberingAfterBreak="0">
     <w:nsid w:val="69617966"/>
     <w:multiLevelType w:val="hybridMultilevel"/>
     <w:tmpl w:val="A2C2982C"/>
@@ -2684,7 +2738,7 @@
       </w:pPr>
     </w:lvl>
   </w:abstractNum>
-  <w:abstractNum w:abstractNumId="10" w15:restartNumberingAfterBreak="0">
+  <w:abstractNum w:abstractNumId="12" w15:restartNumberingAfterBreak="0">
     <w:nsid w:val="6E59125B"/>
     <w:multiLevelType w:val="hybridMultilevel"/>
     <w:tmpl w:val="1E642422"/>
@@ -2773,7 +2827,7 @@
       </w:pPr>
     </w:lvl>
   </w:abstractNum>
-  <w:abstractNum w:abstractNumId="11" w15:restartNumberingAfterBreak="0">
+  <w:abstractNum w:abstractNumId="13" w15:restartNumberingAfterBreak="0">
     <w:nsid w:val="7FADB6D8"/>
     <w:multiLevelType w:val="hybridMultilevel"/>
     <w:tmpl w:val="9BC0956E"/>
@@ -2860,13 +2914,13 @@
     </w:lvl>
   </w:abstractNum>
   <w:num w:numId="1" w16cid:durableId="1479344411">
-    <w:abstractNumId w:val="6"/>
+    <w:abstractNumId w:val="7"/>
   </w:num>
   <w:num w:numId="2" w16cid:durableId="285163502">
-    <w:abstractNumId w:val="11"/>
+    <w:abstractNumId w:val="13"/>
   </w:num>
   <w:num w:numId="3" w16cid:durableId="1198473822">
-    <w:abstractNumId w:val="7"/>
+    <w:abstractNumId w:val="8"/>
   </w:num>
   <w:num w:numId="4" w16cid:durableId="802966585">
     <w:abstractNumId w:val="0"/>
@@ -2875,25 +2929,31 @@
     <w:abstractNumId w:val="2"/>
   </w:num>
   <w:num w:numId="6" w16cid:durableId="181282135">
-    <w:abstractNumId w:val="4"/>
+    <w:abstractNumId w:val="5"/>
   </w:num>
   <w:num w:numId="7" w16cid:durableId="171988987">
-    <w:abstractNumId w:val="10"/>
+    <w:abstractNumId w:val="12"/>
   </w:num>
   <w:num w:numId="8" w16cid:durableId="634454808">
-    <w:abstractNumId w:val="9"/>
+    <w:abstractNumId w:val="11"/>
   </w:num>
   <w:num w:numId="9" w16cid:durableId="106583078">
-    <w:abstractNumId w:val="5"/>
+    <w:abstractNumId w:val="6"/>
   </w:num>
   <w:num w:numId="10" w16cid:durableId="1746075742">
-    <w:abstractNumId w:val="8"/>
+    <w:abstractNumId w:val="10"/>
   </w:num>
   <w:num w:numId="11" w16cid:durableId="2055612596">
     <w:abstractNumId w:val="3"/>
   </w:num>
   <w:num w:numId="12" w16cid:durableId="2128892601">
     <w:abstractNumId w:val="1"/>
+  </w:num>
+  <w:num w:numId="13" w16cid:durableId="1867867120">
+    <w:abstractNumId w:val="4"/>
+  </w:num>
+  <w:num w:numId="14" w16cid:durableId="1486244078">
+    <w:abstractNumId w:val="9"/>
   </w:num>
 </w:numbering>
 </file>
